--- a/Bob/Robert_Shaker_II_Resume_Enablement.docx
+++ b/Bob/Robert_Shaker_II_Resume_Enablement.docx
@@ -71,17 +71,12 @@
           <w:color w:val="1b4f72"/>
           <w:rtl w:val="0"/>
         </w:rPr>
-        <w:t xml:space="preserve">KEY HIGHLIGHTS </w:t>
-      </w:r>
-      <w:r>
-        <w:rPr>
-          <w:rFonts w:ascii="Arial" w:cs="Arial" w:eastAsia="Arial" w:hAnsi="Arial"/>
-          <w:b w:val="1"/>
-          <w:bCs w:val="1"/>
-          <w:color w:val="ffffff"/>
-          <w:rtl w:val="0"/>
-        </w:rPr>
-        <w:t xml:space="preserve">6/27/26</w:t>
+        <w:t xml:space="preserve">KEY HIGHLIGHTS</w:t>
+      </w:r>
+      <w:r>
+        <w:rPr>
+          <w:rtl w:val="0"/>
+        </w:rPr>
       </w:r>
     </w:p>
     <w:p>
@@ -133,7 +128,7 @@
           <w:szCs w:val="18"/>
           <w:rtl w:val="0"/>
         </w:rPr>
-        <w:t xml:space="preserve">Built the global enablement engine behind every services launch of the last decade: 350 sellers certified across Symantec and Malwarebytes, GSI and MSP partner networks activated through Accenture, PwC and Pax8, now as founder of FluentOrg</w:t>
+        <w:t xml:space="preserve">Built the global enablement engine behind every services launch of the last decade: 350 sellers certified across Symantec and Malwarebytes, GSI and MSP partner networks activated through Accenture, PwC and Pax8, and productized as founder of FluentOrg</w:t>
       </w:r>
     </w:p>
     <w:p>
@@ -288,7 +283,26 @@
           <w:bCs w:val="1"/>
           <w:rtl w:val="0"/>
         </w:rPr>
-        <w:t xml:space="preserve">Caldermont Management and FluentOrg</w:t>
+        <w:t xml:space="preserve">Caldermont Management and FluentOrg, </w:t>
+      </w:r>
+      <w:r>
+        <w:rPr>
+          <w:rFonts w:ascii="Arial" w:cs="Arial" w:eastAsia="Arial" w:hAnsi="Arial"/>
+          <w:i w:val="1"/>
+          <w:iCs w:val="1"/>
+          <w:rtl w:val="0"/>
+        </w:rPr>
+        <w:t xml:space="preserve">Founder</w:t>
+      </w:r>
+      <w:r>
+        <w:rPr>
+          <w:rFonts w:ascii="Arial" w:cs="Arial" w:eastAsia="Arial" w:hAnsi="Arial"/>
+          <w:b w:val="1"/>
+          <w:bCs w:val="1"/>
+          <w:rtl w:val="0"/>
+        </w:rPr>
+        <w:tab/>
+        <w:tab/>
         <w:tab/>
       </w:r>
       <w:r>
@@ -467,6 +481,9 @@
           <w:rtl w:val="0"/>
         </w:rPr>
         <w:tab/>
+        <w:t xml:space="preserve">   </w:t>
+        <w:tab/>
+        <w:tab/>
       </w:r>
       <w:r>
         <w:rPr>
@@ -668,6 +685,9 @@
         </w:rPr>
         <w:t xml:space="preserve"> </w:t>
         <w:tab/>
+        <w:tab/>
+        <w:tab/>
+        <w:tab/>
       </w:r>
       <w:r>
         <w:rPr>
@@ -854,6 +874,8 @@
         </w:rPr>
         <w:t xml:space="preserve">  </w:t>
         <w:tab/>
+        <w:tab/>
+        <w:tab/>
       </w:r>
       <w:r>
         <w:rPr>
@@ -1043,6 +1065,7 @@
         </w:rPr>
         <w:t xml:space="preserve">  </w:t>
         <w:tab/>
+        <w:t xml:space="preserve"> </w:t>
       </w:r>
       <w:r>
         <w:rPr>
@@ -1423,7 +1446,7 @@
           <w:szCs w:val="16"/>
           <w:rtl w:val="0"/>
         </w:rPr>
-        <w:t xml:space="preserve"> B.S. Management, 2024</w:t>
+        <w:t xml:space="preserve"> 2004</w:t>
       </w:r>
     </w:p>
     <w:p>
@@ -1468,7 +1491,7 @@
           <w:szCs w:val="16"/>
           <w:rtl w:val="0"/>
         </w:rPr>
-        <w:t xml:space="preserve">US 10,466,924 — Systems and Methods for Generating Memory Images of Computing Devices</w:t>
+        <w:t xml:space="preserve">US 10,466,924, Systems and Methods for Generating Memory Images of Computing Devices</w:t>
       </w:r>
     </w:p>
     <w:sectPr>

--- a/Bob/Robert_Shaker_II_Resume_Enablement.docx
+++ b/Bob/Robert_Shaker_II_Resume_Enablement.docx
@@ -128,7 +128,7 @@
           <w:szCs w:val="18"/>
           <w:rtl w:val="0"/>
         </w:rPr>
-        <w:t xml:space="preserve">Built the global enablement engine behind every services launch of the last decade: 350 sellers certified across Symantec and Malwarebytes, GSI and MSP partner networks activated through Accenture, PwC and Pax8, and productized as founder of FluentOrg</w:t>
+        <w:t xml:space="preserve">Built the global enablement engine behind every services launch of the last decade: 350 sellers certified across Symantec and Malwarebytes, GSI and MSP partner networks activated through Accenture, PwC and Pax8, and the model itself productized at FluentOrg</w:t>
       </w:r>
     </w:p>
     <w:p>
@@ -154,7 +154,7 @@
           <w:szCs w:val="18"/>
           <w:rtl w:val="0"/>
         </w:rPr>
-        <w:t xml:space="preserve">Led AI transformation programs at scale, deploying cross functional AI-driven tooling that reduced ship times by 75%, compressed time-to-market from years to months, and cut analyst investigation times from hours to minutes</w:t>
+        <w:t xml:space="preserve">Led AI transformation programs at scale, deploying cross-functional AI-driven tooling that reduced ship times by 75%, compressed time-to-market from years to months, and cut analyst investigation times from hours to minutes</w:t>
       </w:r>
     </w:p>
     <w:p>
@@ -206,7 +206,7 @@
           <w:szCs w:val="18"/>
           <w:rtl w:val="0"/>
         </w:rPr>
-        <w:t xml:space="preserve">Deep GTM and analyst influence experience, driving pipeline growth and repositioning lagging products to category leadership</w:t>
+        <w:t xml:space="preserve">Deep GTM and analyst influence experience, driving pipeline growth and repositioning lagging products as category leaders</w:t>
       </w:r>
     </w:p>
     <w:p>
@@ -232,7 +232,7 @@
           <w:szCs w:val="18"/>
           <w:rtl w:val="0"/>
         </w:rPr>
-        <w:t xml:space="preserve">Drives measurable customer retention improvements from 60% to &gt;90% via product and service-led engagement strategies</w:t>
+        <w:t xml:space="preserve">Drove measurable customer retention improvements from 60% to &gt;90% via product- and service-led engagement strategies</w:t>
       </w:r>
       <w:r>
         <w:rPr>
@@ -302,8 +302,6 @@
           <w:rtl w:val="0"/>
         </w:rPr>
         <w:tab/>
-        <w:tab/>
-        <w:tab/>
       </w:r>
       <w:r>
         <w:rPr>
@@ -345,7 +343,7 @@
           <w:szCs w:val="16"/>
           <w:rtl w:val="0"/>
         </w:rPr>
-        <w:t xml:space="preserve">Fractional CPO, CTO, CMO and GM engagements, management transformation, and Organizational AI enablement.</w:t>
+        <w:t xml:space="preserve">Fractional CPO, CTO, CMO and GM engagements, management transformation, and organizational AI enablement</w:t>
       </w:r>
     </w:p>
     <w:p>
@@ -381,7 +379,7 @@
           <w:szCs w:val="17"/>
           <w:rtl w:val="0"/>
         </w:rPr>
-        <w:t xml:space="preserve">Founded a fractional executive firm that places CPO, CTO, CMO and GM leadership into companies on project or retainer with full accountability for the function's outcomes and a documented handoff to the full-time hire</w:t>
+        <w:t xml:space="preserve">Founded a fractional executive firm that places CPO, CTO, CMO and GM leaders into companies on a project or retainer basis with full accountability for the function's outcomes and a documented handoff to the full-time hire</w:t>
       </w:r>
     </w:p>
     <w:p>
@@ -465,24 +463,10 @@
       <w:r>
         <w:rPr>
           <w:rFonts w:ascii="Arial" w:cs="Arial" w:eastAsia="Arial" w:hAnsi="Arial"/>
-          <w:i w:val="1"/>
-          <w:iCs w:val="1"/>
           <w:sz w:val="18"/>
           <w:szCs w:val="18"/>
           <w:rtl w:val="0"/>
         </w:rPr>
-        <w:t xml:space="preserve">  </w:t>
-      </w:r>
-      <w:r>
-        <w:rPr>
-          <w:rFonts w:ascii="Arial" w:cs="Arial" w:eastAsia="Arial" w:hAnsi="Arial"/>
-          <w:sz w:val="18"/>
-          <w:szCs w:val="18"/>
-          <w:rtl w:val="0"/>
-        </w:rPr>
-        <w:tab/>
-        <w:t xml:space="preserve">   </w:t>
-        <w:tab/>
         <w:tab/>
       </w:r>
       <w:r>
@@ -544,7 +528,7 @@
           <w:szCs w:val="17"/>
           <w:rtl w:val="0"/>
         </w:rPr>
-        <w:t xml:space="preserve">Restructured the product and engineering team into a high performing AI organization enabling 65% increase in product development</w:t>
+        <w:t xml:space="preserve">Restructured the product and engineering team into a high-performing AI organization enabling a 65% increase in product development</w:t>
       </w:r>
     </w:p>
     <w:p>
@@ -613,7 +597,7 @@
           <w:szCs w:val="17"/>
           <w:rtl w:val="0"/>
         </w:rPr>
-        <w:t xml:space="preserve">Led acceleration of roadmap reducing time to market by 85%, delivering the company's first new production ready products</w:t>
+        <w:t xml:space="preserve">Led acceleration of the roadmap, reducing time to market by 85%, delivering the company's first new production-ready products</w:t>
       </w:r>
     </w:p>
     <w:p>
@@ -668,25 +652,10 @@
       <w:r>
         <w:rPr>
           <w:rFonts w:ascii="Arial" w:cs="Arial" w:eastAsia="Arial" w:hAnsi="Arial"/>
-          <w:i w:val="1"/>
-          <w:iCs w:val="1"/>
           <w:sz w:val="18"/>
           <w:szCs w:val="18"/>
           <w:rtl w:val="0"/>
         </w:rPr>
-        <w:t xml:space="preserve"> </w:t>
-      </w:r>
-      <w:r>
-        <w:rPr>
-          <w:rFonts w:ascii="Arial" w:cs="Arial" w:eastAsia="Arial" w:hAnsi="Arial"/>
-          <w:sz w:val="18"/>
-          <w:szCs w:val="18"/>
-          <w:rtl w:val="0"/>
-        </w:rPr>
-        <w:t xml:space="preserve"> </w:t>
-        <w:tab/>
-        <w:tab/>
-        <w:tab/>
         <w:tab/>
       </w:r>
       <w:r>
@@ -771,7 +740,7 @@
           <w:szCs w:val="17"/>
           <w:rtl w:val="0"/>
         </w:rPr>
-        <w:t xml:space="preserve">Launched the AI native analyst within the endpoint portfolio that reduced analyst investigation times from hours to minutes</w:t>
+        <w:t xml:space="preserve">Launched the AI-native analyst within the endpoint portfolio that reduced analyst investigation times from hours to minutes</w:t>
       </w:r>
     </w:p>
     <w:p>
@@ -834,47 +803,24 @@
           <w:szCs w:val="22"/>
           <w:rtl w:val="0"/>
         </w:rPr>
-        <w:t xml:space="preserve">Malwarebytes,</w:t>
-      </w:r>
-      <w:r>
-        <w:rPr>
-          <w:rFonts w:ascii="Arial" w:cs="Arial" w:eastAsia="Arial" w:hAnsi="Arial"/>
-          <w:b w:val="1"/>
-          <w:bCs w:val="1"/>
+        <w:t xml:space="preserve">Malwarebytes, </w:t>
+      </w:r>
+      <w:r>
+        <w:rPr>
+          <w:rFonts w:ascii="Arial" w:cs="Arial" w:eastAsia="Arial" w:hAnsi="Arial"/>
+          <w:b w:val="1"/>
+          <w:bCs w:val="1"/>
+          <w:rtl w:val="0"/>
+        </w:rPr>
+        <w:t xml:space="preserve">VP, Products &amp; Managed Services</w:t>
+      </w:r>
+      <w:r>
+        <w:rPr>
+          <w:rFonts w:ascii="Arial" w:cs="Arial" w:eastAsia="Arial" w:hAnsi="Arial"/>
           <w:sz w:val="18"/>
           <w:szCs w:val="18"/>
           <w:rtl w:val="0"/>
         </w:rPr>
-        <w:t xml:space="preserve"> </w:t>
-      </w:r>
-      <w:r>
-        <w:rPr>
-          <w:rFonts w:ascii="Arial" w:cs="Arial" w:eastAsia="Arial" w:hAnsi="Arial"/>
-          <w:sz w:val="18"/>
-          <w:szCs w:val="18"/>
-          <w:rtl w:val="0"/>
-        </w:rPr>
-        <w:t xml:space="preserve"> </w:t>
-      </w:r>
-      <w:r>
-        <w:rPr>
-          <w:rFonts w:ascii="Arial" w:cs="Arial" w:eastAsia="Arial" w:hAnsi="Arial"/>
-          <w:b w:val="1"/>
-          <w:bCs w:val="1"/>
-          <w:rtl w:val="0"/>
-        </w:rPr>
-        <w:t xml:space="preserve">VP, Products &amp; Managed Services</w:t>
-      </w:r>
-      <w:r>
-        <w:rPr>
-          <w:rFonts w:ascii="Arial" w:cs="Arial" w:eastAsia="Arial" w:hAnsi="Arial"/>
-          <w:sz w:val="18"/>
-          <w:szCs w:val="18"/>
-          <w:rtl w:val="0"/>
-        </w:rPr>
-        <w:t xml:space="preserve">  </w:t>
-        <w:tab/>
-        <w:tab/>
         <w:tab/>
       </w:r>
       <w:r>
@@ -982,7 +928,7 @@
           <w:szCs w:val="17"/>
           <w:rtl w:val="0"/>
         </w:rPr>
-        <w:t xml:space="preserve">Improved EBITDA and customer retention from ~60% to &gt;90%</w:t>
+        <w:t xml:space="preserve">Improved EBITDA, and lifted customer retention from ~60% to &gt;90%</w:t>
       </w:r>
     </w:p>
     <w:p>
@@ -1063,9 +1009,8 @@
           <w:szCs w:val="18"/>
           <w:rtl w:val="0"/>
         </w:rPr>
-        <w:t xml:space="preserve">  </w:t>
         <w:tab/>
-        <w:t xml:space="preserve"> </w:t>
+        <w:t xml:space="preserve"/>
       </w:r>
       <w:r>
         <w:rPr>
@@ -1126,7 +1071,7 @@
           <w:szCs w:val="17"/>
           <w:rtl w:val="0"/>
         </w:rPr>
-        <w:t xml:space="preserve">Launched 12 managed services and products generating $500M+ at ~12% YoY growth. Acquired by Broadcom/Accenture</w:t>
+        <w:t xml:space="preserve">Launched 12 managed services and products generating $500M+ at ~12% YoY growth. Business acquired by Broadcom/Accenture.</w:t>
       </w:r>
     </w:p>
     <w:p>
@@ -1211,7 +1156,6 @@
           <w:szCs w:val="16"/>
           <w:rtl w:val="0"/>
         </w:rPr>
-        <w:t xml:space="preserve">  </w:t>
         <w:tab/>
       </w:r>
       <w:r>
@@ -1287,7 +1231,7 @@
           <w:szCs w:val="16"/>
           <w:rtl w:val="0"/>
         </w:rPr>
-        <w:t xml:space="preserve">VP &amp; CISO </w:t>
+        <w:t xml:space="preserve">VP &amp; CISO</w:t>
       </w:r>
       <w:r>
         <w:rPr>
@@ -1372,7 +1316,7 @@
         </w:rPr>
         <w:t xml:space="preserve">Security Solutions Director</w:t>
         <w:tab/>
-        <w:t xml:space="preserve">      </w:t>
+        <w:t xml:space="preserve"/>
       </w:r>
       <w:r>
         <w:rPr>
